--- a/data/revised_2026-10_full/tracked/v2/Core_Mathematics/SS2.8_Vectors/Core_Mathematics_Vectors_FinalExplanation_TeacherKey_TRACKED.docx
+++ b/data/revised_2026-10_full/tracked/v2/Core_Mathematics/SS2.8_Vectors/Core_Mathematics_Vectors_FinalExplanation_TeacherKey_TRACKED.docx
@@ -232,7 +232,7 @@
               </w:rPr>
               <w:t xml:space="preserve">Driving question: Why do two matatu journeys of exactly the same distance from Nairobi's CBD end up at completely different destinations, and what mathematical tool do we need to describe a journey completely? Answer every section in the space under each prompt. Use what you learned in Lessons 1 to 8: the Kencom matatu map, the Nairobi grid with Kencom Bus Stop as the origin O, and the Nakuru journey map. In the calculation sections, show each step of your working and write the correct units (take 1 grid unit = 1 km). Use the terms scalar, vector, distance and displacement carefully. Where a question asks you to explain, write full sentences and connect your answer back to the two matatus from Kencom.</w:t>
             </w:r>
-            <w:ins w:id="9001" w:author="Claude (AI) - proposed" w:date="2026-10-15T20:14:30Z">
+            <w:ins w:id="9001" w:author="Claude (AI) - proposed" w:date="2026-10-18T00:27:58Z">
               <w:r>
                 <w:rPr>
                   <w:rFonts w:ascii="Arial" w:cs="Arial" w:eastAsia="Arial" w:hAnsi="Arial"/>
@@ -474,7 +474,7 @@
               </w:rPr>
               <w:t xml:space="preserve">On the simplified Nairobi coordinate grid used in Lessons 5 and 6, Kencom Bus Stop is the origin O. On this grid, one Westlands-route journey is the column vector w = (−6; 5) and one South B-route journey is the column vector s = (</w:t>
             </w:r>
-            <w:del w:id="9002" w:author="Claude (AI) - proposed" w:date="2026-10-15T20:14:30Z">
+            <w:del w:id="9002" w:author="Claude (AI) - proposed" w:date="2026-10-18T00:27:58Z">
               <w:r>
                 <w:rPr>
                   <w:rFonts w:ascii="Arial" w:cs="Arial" w:eastAsia="Arial" w:hAnsi="Arial"/>
@@ -489,7 +489,7 @@
                 <w:delText xml:space="preserve">4</w:delText>
               </w:r>
             </w:del>
-            <w:ins w:id="9003" w:author="Claude (AI) - proposed" w:date="2026-10-15T20:14:30Z">
+            <w:ins w:id="9003" w:author="Claude (AI) - proposed" w:date="2026-10-18T00:27:58Z">
               <w:r>
                 <w:rPr>
                   <w:rFonts w:ascii="Arial" w:cs="Arial" w:eastAsia="Arial" w:hAnsi="Arial"/>
@@ -517,7 +517,7 @@
               </w:rPr>
               <w:t xml:space="preserve">; −6). (a) Explain what the top number and the bottom number in a column vector tell you. (b) Calculate the magnitude of w and the magnitude of s, correct to 1 decimal place. (c) Compare your two magnitudes with </w:t>
             </w:r>
-            <w:ins w:id="9004" w:author="Claude (AI) - proposed" w:date="2026-10-15T20:14:30Z">
+            <w:ins w:id="9004" w:author="Claude (AI) - proposed" w:date="2026-10-18T00:27:58Z">
               <w:r>
                 <w:rPr>
                   <w:rFonts w:ascii="Arial" w:cs="Arial" w:eastAsia="Arial" w:hAnsi="Arial"/>
@@ -545,7 +545,7 @@
               </w:rPr>
               <w:t xml:space="preserve">the '8 km' labels on the map. (d) Explain why the two column vectors are different even though their magnitudes are </w:t>
             </w:r>
-            <w:del w:id="9005" w:author="Claude (AI) - proposed" w:date="2026-10-15T20:14:30Z">
+            <w:del w:id="9005" w:author="Claude (AI) - proposed" w:date="2026-10-18T00:27:58Z">
               <w:r>
                 <w:rPr>
                   <w:rFonts w:ascii="Arial" w:cs="Arial" w:eastAsia="Arial" w:hAnsi="Arial"/>
@@ -560,7 +560,7 @@
                 <w:delText xml:space="preserve">similar</w:delText>
               </w:r>
             </w:del>
-            <w:ins w:id="9006" w:author="Claude (AI) - proposed" w:date="2026-10-15T20:14:30Z">
+            <w:ins w:id="9006" w:author="Claude (AI) - proposed" w:date="2026-10-18T00:27:58Z">
               <w:r>
                 <w:rPr>
                   <w:rFonts w:ascii="Arial" w:cs="Arial" w:eastAsia="Arial" w:hAnsi="Arial"/>
@@ -621,7 +621,7 @@
               </w:rPr>
               <w:t xml:space="preserve">(a) The top number is the horizontal movement (positive means east, negative means west). The bottom number is the vertical movement (positive means north, negative means south). (b) |w| = √((−6)² + 5²) = √(36 + 25) = √61 ≈ 7.8 km. |s| = √(</w:t>
             </w:r>
-            <w:del w:id="9007" w:author="Claude (AI) - proposed" w:date="2026-10-15T20:14:30Z">
+            <w:del w:id="9007" w:author="Claude (AI) - proposed" w:date="2026-10-18T00:27:58Z">
               <w:r>
                 <w:rPr>
                   <w:rFonts w:ascii="Arial" w:cs="Arial" w:eastAsia="Arial" w:hAnsi="Arial"/>
@@ -636,7 +636,7 @@
                 <w:delText xml:space="preserve">4²</w:delText>
               </w:r>
             </w:del>
-            <w:ins w:id="9008" w:author="Claude (AI) - proposed" w:date="2026-10-15T20:14:30Z">
+            <w:ins w:id="9008" w:author="Claude (AI) - proposed" w:date="2026-10-18T00:27:58Z">
               <w:r>
                 <w:rPr>
                   <w:rFonts w:ascii="Arial" w:cs="Arial" w:eastAsia="Arial" w:hAnsi="Arial"/>
@@ -664,7 +664,7 @@
               </w:rPr>
               <w:t xml:space="preserve"> + (−6)²) = √(</w:t>
             </w:r>
-            <w:del w:id="9009" w:author="Claude (AI) - proposed" w:date="2026-10-15T20:14:30Z">
+            <w:del w:id="9009" w:author="Claude (AI) - proposed" w:date="2026-10-18T00:27:58Z">
               <w:r>
                 <w:rPr>
                   <w:rFonts w:ascii="Arial" w:cs="Arial" w:eastAsia="Arial" w:hAnsi="Arial"/>
@@ -679,7 +679,7 @@
                 <w:delText xml:space="preserve">16</w:delText>
               </w:r>
             </w:del>
-            <w:ins w:id="9010" w:author="Claude (AI) - proposed" w:date="2026-10-15T20:14:30Z">
+            <w:ins w:id="9010" w:author="Claude (AI) - proposed" w:date="2026-10-18T00:27:58Z">
               <w:r>
                 <w:rPr>
                   <w:rFonts w:ascii="Arial" w:cs="Arial" w:eastAsia="Arial" w:hAnsi="Arial"/>
@@ -707,7 +707,7 @@
               </w:rPr>
               <w:t xml:space="preserve"> + 36) = √</w:t>
             </w:r>
-            <w:del w:id="9011" w:author="Claude (AI) - proposed" w:date="2026-10-15T20:14:30Z">
+            <w:del w:id="9011" w:author="Claude (AI) - proposed" w:date="2026-10-18T00:27:58Z">
               <w:r>
                 <w:rPr>
                   <w:rFonts w:ascii="Arial" w:cs="Arial" w:eastAsia="Arial" w:hAnsi="Arial"/>
@@ -722,7 +722,7 @@
                 <w:delText xml:space="preserve">52</w:delText>
               </w:r>
             </w:del>
-            <w:ins w:id="9012" w:author="Claude (AI) - proposed" w:date="2026-10-15T20:14:30Z">
+            <w:ins w:id="9012" w:author="Claude (AI) - proposed" w:date="2026-10-18T00:27:58Z">
               <w:r>
                 <w:rPr>
                   <w:rFonts w:ascii="Arial" w:cs="Arial" w:eastAsia="Arial" w:hAnsi="Arial"/>
@@ -750,7 +750,7 @@
               </w:rPr>
               <w:t xml:space="preserve"> ≈ 7.</w:t>
             </w:r>
-            <w:del w:id="9013" w:author="Claude (AI) - proposed" w:date="2026-10-15T20:14:30Z">
+            <w:del w:id="9013" w:author="Claude (AI) - proposed" w:date="2026-10-18T00:27:58Z">
               <w:r>
                 <w:rPr>
                   <w:rFonts w:ascii="Arial" w:cs="Arial" w:eastAsia="Arial" w:hAnsi="Arial"/>
@@ -765,7 +765,7 @@
                 <w:delText xml:space="preserve">2</w:delText>
               </w:r>
             </w:del>
-            <w:ins w:id="9014" w:author="Claude (AI) - proposed" w:date="2026-10-15T20:14:30Z">
+            <w:ins w:id="9014" w:author="Claude (AI) - proposed" w:date="2026-10-18T00:27:58Z">
               <w:r>
                 <w:rPr>
                   <w:rFonts w:ascii="Arial" w:cs="Arial" w:eastAsia="Arial" w:hAnsi="Arial"/>
@@ -793,7 +793,7 @@
               </w:rPr>
               <w:t xml:space="preserve"> km. (c) </w:t>
             </w:r>
-            <w:del w:id="9015" w:author="Claude (AI) - proposed" w:date="2026-10-15T20:14:30Z">
+            <w:del w:id="9015" w:author="Claude (AI) - proposed" w:date="2026-10-18T00:27:58Z">
               <w:r>
                 <w:rPr>
                   <w:rFonts w:ascii="Arial" w:cs="Arial" w:eastAsia="Arial" w:hAnsi="Arial"/>
@@ -808,7 +808,7 @@
                 <w:delText xml:space="preserve">Both magnitudes are</w:delText>
               </w:r>
             </w:del>
-            <w:ins w:id="9016" w:author="Claude (AI) - proposed" w:date="2026-10-15T20:14:30Z">
+            <w:ins w:id="9016" w:author="Claude (AI) - proposed" w:date="2026-10-18T00:27:58Z">
               <w:r>
                 <w:rPr>
                   <w:rFonts w:ascii="Arial" w:cs="Arial" w:eastAsia="Arial" w:hAnsi="Arial"/>
@@ -836,7 +836,7 @@
               </w:rPr>
               <w:t xml:space="preserve"> close to the 8 km on the map but</w:t>
             </w:r>
-            <w:del w:id="9017" w:author="Claude (AI) - proposed" w:date="2026-10-15T20:14:30Z">
+            <w:del w:id="9017" w:author="Claude (AI) - proposed" w:date="2026-10-18T00:27:58Z">
               <w:r>
                 <w:rPr>
                   <w:rFonts w:ascii="Arial" w:cs="Arial" w:eastAsia="Arial" w:hAnsi="Arial"/>
@@ -864,7 +864,7 @@
               </w:rPr>
               <w:t xml:space="preserve"> not exactly 8 km, because the grid coordinates are approximate readings from a simplified map. The point is that both journeys have a size of </w:t>
             </w:r>
-            <w:del w:id="9018" w:author="Claude (AI) - proposed" w:date="2026-10-15T20:14:30Z">
+            <w:del w:id="9018" w:author="Claude (AI) - proposed" w:date="2026-10-18T00:27:58Z">
               <w:r>
                 <w:rPr>
                   <w:rFonts w:ascii="Arial" w:cs="Arial" w:eastAsia="Arial" w:hAnsi="Arial"/>
@@ -879,7 +879,7 @@
                 <w:delText xml:space="preserve">roughly</w:delText>
               </w:r>
             </w:del>
-            <w:ins w:id="9019" w:author="Claude (AI) - proposed" w:date="2026-10-15T20:14:30Z">
+            <w:ins w:id="9019" w:author="Claude (AI) - proposed" w:date="2026-10-18T00:27:58Z">
               <w:r>
                 <w:rPr>
                   <w:rFonts w:ascii="Arial" w:cs="Arial" w:eastAsia="Arial" w:hAnsi="Arial"/>
@@ -907,7 +907,7 @@
               </w:rPr>
               <w:t xml:space="preserve"> 8 km, so the scalar distance alone cannot tell them apart. (d) The magnitude is a scalar, so it keeps only the size and discards the direction. Each component of w has the opposite sign to the matching component of s, so they point in roughly opposite directions </w:t>
             </w:r>
-            <w:ins w:id="9020" w:author="Claude (AI) - proposed" w:date="2026-10-15T20:14:30Z">
+            <w:ins w:id="9020" w:author="Claude (AI) - proposed" w:date="2026-10-18T00:27:58Z">
               <w:r>
                 <w:rPr>
                   <w:rFonts w:ascii="Arial" w:cs="Arial" w:eastAsia="Arial" w:hAnsi="Arial"/>
@@ -1162,7 +1162,7 @@
               </w:rPr>
               <w:t xml:space="preserve">(a) A bodaboda rider goes from O to A, then from A to B, using the position vectors from Part 3. Write the two legs as column vectors, add them to find the resultant, and say what the resultant represents on the grid. (b) Explain in words how the triangle law (tip-to-tail) would show this resultant on squared paper. (c) The displacement vector d = (2; 1). Write 3d and −d as column vectors and describe how each compares with d in magnitude and direction. (d) Write the journey from B back to O as a vector and explain how it is related to OB.</w:t>
             </w:r>
-            <w:ins w:id="9021" w:author="Claude (AI) - proposed" w:date="2026-10-15T20:14:30Z">
+            <w:ins w:id="9021" w:author="Claude (AI) - proposed" w:date="2026-10-18T00:27:58Z">
               <w:r>
                 <w:rPr>
                   <w:rFonts w:ascii="Arial" w:cs="Arial" w:eastAsia="Arial" w:hAnsi="Arial"/>
@@ -1210,7 +1210,7 @@
               </w:rPr>
               <w:t xml:space="preserve">(a) The first leg is OA = (2; 3) and the second leg is AB = (−3; −1). The resultant is (2; 3) + (−3; −1) = (−1; 2). This equals OB, the position vector of Uhuru Park, so the resultant is the single displacement from the start O to the final point B. (b) Draw the first vector from O to A. Then draw the second vector starting at the tip of the first, so it goes from A to B. The resultant is the single arrow from the tail of the first vector (O) to the tip of the last vector (B). (c) 3d = (6; 3). It has three times the magnitude of d and the same direction. −d = (−2; −1). It has the same magnitude as d but the opposite direction. Both stay on the same line as d. (d) The vector from B to O is −OB = (1; −2). It has the same magnitude as OB but the opposite direction, so adding it to OB gives (0; 0) and the journey returns to the start.</w:t>
             </w:r>
-            <w:ins w:id="9022" w:author="Claude (AI) - proposed" w:date="2026-10-15T20:14:30Z">
+            <w:ins w:id="9022" w:author="Claude (AI) - proposed" w:date="2026-10-18T00:27:58Z">
               <w:r>
                 <w:rPr>
                   <w:rFonts w:ascii="Arial" w:cs="Arial" w:eastAsia="Arial" w:hAnsi="Arial"/>
@@ -1322,7 +1322,7 @@
               </w:rPr>
               <w:t xml:space="preserve">Write a full answer to the driving question: Why do two matatu journeys of exactly the same distance from Nairobi's CBD end up at completely different destinations, and what mathematical tool do we need to describe a journey completely? In your answer: (a) use the terms scalar, vector, magnitude and direction. (b) Refer to your column vector results from Part 2. (c) Explain how you would use vectors to describe a three-leg journey in Nakuru from the CBD Terminus to Westside Mall, then the ASK Showground, then the Lake Nakuru Viewpoint</w:t>
             </w:r>
-            <w:ins w:id="9023" w:author="Claude (AI) - proposed" w:date="2026-10-15T20:14:30Z">
+            <w:ins w:id="9023" w:author="Claude (AI) - proposed" w:date="2026-10-18T00:27:58Z">
               <w:r>
                 <w:rPr>
                   <w:rFonts w:ascii="Arial" w:cs="Arial" w:eastAsia="Arial" w:hAnsi="Arial"/>
@@ -1383,7 +1383,7 @@
               </w:rPr>
               <w:t xml:space="preserve">The two matatus end up in different places because the distance '8 km' is a scalar. It gives only the magnitude of the journey and says nothing about direction. Both drivers are labelled with the same distance from Kencom, but their directions differ, so their displacement vectors differ. In Part 2, w = (−6; 5) and s = (</w:t>
             </w:r>
-            <w:del w:id="9024" w:author="Claude (AI) - proposed" w:date="2026-10-15T20:14:30Z">
+            <w:del w:id="9024" w:author="Claude (AI) - proposed" w:date="2026-10-18T00:27:58Z">
               <w:r>
                 <w:rPr>
                   <w:rFonts w:ascii="Arial" w:cs="Arial" w:eastAsia="Arial" w:hAnsi="Arial"/>
@@ -1398,7 +1398,7 @@
                 <w:delText xml:space="preserve">4</w:delText>
               </w:r>
             </w:del>
-            <w:ins w:id="9025" w:author="Claude (AI) - proposed" w:date="2026-10-15T20:14:30Z">
+            <w:ins w:id="9025" w:author="Claude (AI) - proposed" w:date="2026-10-18T00:27:58Z">
               <w:r>
                 <w:rPr>
                   <w:rFonts w:ascii="Arial" w:cs="Arial" w:eastAsia="Arial" w:hAnsi="Arial"/>
@@ -1426,7 +1426,7 @@
               </w:rPr>
               <w:t xml:space="preserve">; −6) </w:t>
             </w:r>
-            <w:del w:id="9026" w:author="Claude (AI) - proposed" w:date="2026-10-15T20:14:30Z">
+            <w:del w:id="9026" w:author="Claude (AI) - proposed" w:date="2026-10-18T00:27:58Z">
               <w:r>
                 <w:rPr>
                   <w:rFonts w:ascii="Arial" w:cs="Arial" w:eastAsia="Arial" w:hAnsi="Arial"/>
@@ -1441,7 +1441,7 @@
                 <w:delText xml:space="preserve">have magnitudes</w:delText>
               </w:r>
             </w:del>
-            <w:ins w:id="9027" w:author="Claude (AI) - proposed" w:date="2026-10-15T20:14:30Z">
+            <w:ins w:id="9027" w:author="Claude (AI) - proposed" w:date="2026-10-18T00:27:58Z">
               <w:r>
                 <w:rPr>
                   <w:rFonts w:ascii="Arial" w:cs="Arial" w:eastAsia="Arial" w:hAnsi="Arial"/>
@@ -1469,7 +1469,7 @@
               </w:rPr>
               <w:t xml:space="preserve"> of about 7.8 km</w:t>
             </w:r>
-            <w:del w:id="9028" w:author="Claude (AI) - proposed" w:date="2026-10-15T20:14:30Z">
+            <w:del w:id="9028" w:author="Claude (AI) - proposed" w:date="2026-10-18T00:27:58Z">
               <w:r>
                 <w:rPr>
                   <w:rFonts w:ascii="Arial" w:cs="Arial" w:eastAsia="Arial" w:hAnsi="Arial"/>
@@ -1484,7 +1484,7 @@
                 <w:delText xml:space="preserve"> and 7.2 km. These are both</w:delText>
               </w:r>
             </w:del>
-            <w:ins w:id="9029" w:author="Claude (AI) - proposed" w:date="2026-10-15T20:14:30Z">
+            <w:ins w:id="9029" w:author="Claude (AI) - proposed" w:date="2026-10-18T00:27:58Z">
               <w:r>
                 <w:rPr>
                   <w:rFonts w:ascii="Arial" w:cs="Arial" w:eastAsia="Arial" w:hAnsi="Arial"/>
@@ -1512,7 +1512,7 @@
               </w:rPr>
               <w:t xml:space="preserve"> roughly 8 km on our simplified grid, </w:t>
             </w:r>
-            <w:del w:id="9030" w:author="Claude (AI) - proposed" w:date="2026-10-15T20:14:30Z">
+            <w:del w:id="9030" w:author="Claude (AI) - proposed" w:date="2026-10-18T00:27:58Z">
               <w:r>
                 <w:rPr>
                   <w:rFonts w:ascii="Arial" w:cs="Arial" w:eastAsia="Arial" w:hAnsi="Arial"/>
@@ -1527,7 +1527,7 @@
                 <w:delText xml:space="preserve">but not exactly equal to it or to each other, so even the magnitude cannot separate the journeys cleanly</w:delText>
               </w:r>
             </w:del>
-            <w:ins w:id="9031" w:author="Claude (AI) - proposed" w:date="2026-10-15T20:14:30Z">
+            <w:ins w:id="9031" w:author="Claude (AI) - proposed" w:date="2026-10-18T00:27:58Z">
               <w:r>
                 <w:rPr>
                   <w:rFonts w:ascii="Arial" w:cs="Arial" w:eastAsia="Arial" w:hAnsi="Arial"/>
@@ -1555,7 +1555,7 @@
               </w:rPr>
               <w:t xml:space="preserve">; what separates them is that their components point in</w:t>
             </w:r>
-            <w:ins w:id="9032" w:author="Claude (AI) - proposed" w:date="2026-10-15T20:14:30Z">
+            <w:ins w:id="9032" w:author="Claude (AI) - proposed" w:date="2026-10-18T00:27:58Z">
               <w:r>
                 <w:rPr>
                   <w:rFonts w:ascii="Arial" w:cs="Arial" w:eastAsia="Arial" w:hAnsi="Arial"/>
@@ -1583,7 +1583,7 @@
               </w:rPr>
               <w:t xml:space="preserve"> opposite directions, so the endpoints are Westlands and South B. The tool we need is the vector, which carries both magnitude and direction and can be written as an arrow or as a column vector. For the Nakuru journey, I would write each leg (CBD Terminus to Westside Mall, Westside Mall to the ASK Showground, ASK Showground to the Lake Nakuru Viewpoint) as a column vector. I would add the three column vectors component by component to get the resultant displacement from the start to the finish. I would find its magnitude with Pythagoras' theorem, √(x² + y²). </w:t>
             </w:r>
-            <w:ins w:id="9033" w:author="Claude (AI) - proposed" w:date="2026-10-15T20:14:30Z">
+            <w:ins w:id="9033" w:author="Claude (AI) - proposed" w:date="2026-10-18T00:27:58Z">
               <w:r>
                 <w:rPr>
                   <w:rFonts w:ascii="Arial" w:cs="Arial" w:eastAsia="Arial" w:hAnsi="Arial"/>
@@ -1611,7 +1611,7 @@
               </w:rPr>
               <w:t xml:space="preserve">The total distance travelled is the sum of the lengths of all three legs</w:t>
             </w:r>
-            <w:ins w:id="9034" w:author="Claude (AI) - proposed" w:date="2026-10-15T20:14:30Z">
+            <w:ins w:id="9034" w:author="Claude (AI) - proposed" w:date="2026-10-18T00:27:58Z">
               <w:r>
                 <w:rPr>
                   <w:rFonts w:ascii="Arial" w:cs="Arial" w:eastAsia="Arial" w:hAnsi="Arial"/>
@@ -1892,7 +1892,7 @@
               <w:spacing w:after="40" w:before="0"/>
               <w:jc w:val="left"/>
             </w:pPr>
-            <w:del w:id="9035" w:author="Claude (AI) - proposed" w:date="2026-10-15T20:14:30Z">
+            <w:del w:id="9035" w:author="Claude (AI) - proposed" w:date="2026-10-18T00:27:58Z">
               <w:r>
                 <w:rPr>
                   <w:rFonts w:ascii="Arial" w:cs="Arial" w:eastAsia="Arial" w:hAnsi="Arial"/>
@@ -1907,7 +1907,7 @@
                 <w:delText xml:space="preserve">Correctly</w:delText>
               </w:r>
             </w:del>
-            <w:ins w:id="9036" w:author="Claude (AI) - proposed" w:date="2026-10-15T20:14:30Z">
+            <w:ins w:id="9036" w:author="Claude (AI) - proposed" w:date="2026-10-18T00:27:58Z">
               <w:r>
                 <w:rPr>
                   <w:rFonts w:ascii="Arial" w:cs="Arial" w:eastAsia="Arial" w:hAnsi="Arial"/>
@@ -1955,7 +1955,7 @@
               <w:spacing w:after="40" w:before="0"/>
               <w:jc w:val="left"/>
             </w:pPr>
-            <w:del w:id="9037" w:author="Claude (AI) - proposed" w:date="2026-10-15T20:14:30Z">
+            <w:del w:id="9037" w:author="Claude (AI) - proposed" w:date="2026-10-18T00:27:58Z">
               <w:r>
                 <w:rPr>
                   <w:rFonts w:ascii="Arial" w:cs="Arial" w:eastAsia="Arial" w:hAnsi="Arial"/>
@@ -1970,7 +1970,7 @@
                 <w:delText xml:space="preserve">Identifies</w:delText>
               </w:r>
             </w:del>
-            <w:ins w:id="9038" w:author="Claude (AI) - proposed" w:date="2026-10-15T20:14:30Z">
+            <w:ins w:id="9038" w:author="Claude (AI) - proposed" w:date="2026-10-18T00:27:58Z">
               <w:r>
                 <w:rPr>
                   <w:rFonts w:ascii="Arial" w:cs="Arial" w:eastAsia="Arial" w:hAnsi="Arial"/>
@@ -2018,7 +2018,7 @@
               <w:spacing w:after="40" w:before="0"/>
               <w:jc w:val="left"/>
             </w:pPr>
-            <w:del w:id="9039" w:author="Claude (AI) - proposed" w:date="2026-10-15T20:14:30Z">
+            <w:del w:id="9039" w:author="Claude (AI) - proposed" w:date="2026-10-18T00:27:58Z">
               <w:r>
                 <w:rPr>
                   <w:rFonts w:ascii="Arial" w:cs="Arial" w:eastAsia="Arial" w:hAnsi="Arial"/>
@@ -2033,7 +2033,7 @@
                 <w:delText xml:space="preserve">Confuses</w:delText>
               </w:r>
             </w:del>
-            <w:ins w:id="9040" w:author="Claude (AI) - proposed" w:date="2026-10-15T20:14:30Z">
+            <w:ins w:id="9040" w:author="Claude (AI) - proposed" w:date="2026-10-18T00:27:58Z">
               <w:r>
                 <w:rPr>
                   <w:rFonts w:ascii="Arial" w:cs="Arial" w:eastAsia="Arial" w:hAnsi="Arial"/>
@@ -2116,7 +2116,7 @@
               <w:spacing w:after="40" w:before="0"/>
               <w:jc w:val="left"/>
             </w:pPr>
-            <w:del w:id="9041" w:author="Claude (AI) - proposed" w:date="2026-10-15T20:14:30Z">
+            <w:del w:id="9041" w:author="Claude (AI) - proposed" w:date="2026-10-18T00:27:58Z">
               <w:r>
                 <w:rPr>
                   <w:rFonts w:ascii="Arial" w:cs="Arial" w:eastAsia="Arial" w:hAnsi="Arial"/>
@@ -2131,7 +2131,7 @@
                 <w:delText xml:space="preserve">Reads</w:delText>
               </w:r>
             </w:del>
-            <w:ins w:id="9042" w:author="Claude (AI) - proposed" w:date="2026-10-15T20:14:30Z">
+            <w:ins w:id="9042" w:author="Claude (AI) - proposed" w:date="2026-10-18T00:27:58Z">
               <w:r>
                 <w:rPr>
                   <w:rFonts w:ascii="Arial" w:cs="Arial" w:eastAsia="Arial" w:hAnsi="Arial"/>
@@ -2159,7 +2159,7 @@
               </w:rPr>
               <w:t xml:space="preserve"> components correctly and applies √(x² + y²) accurately to get 7.8 km </w:t>
             </w:r>
-            <w:del w:id="9043" w:author="Claude (AI) - proposed" w:date="2026-10-15T20:14:30Z">
+            <w:del w:id="9043" w:author="Claude (AI) - proposed" w:date="2026-10-18T00:27:58Z">
               <w:r>
                 <w:rPr>
                   <w:rFonts w:ascii="Arial" w:cs="Arial" w:eastAsia="Arial" w:hAnsi="Arial"/>
@@ -2174,7 +2174,7 @@
                 <w:delText xml:space="preserve">and 7.2 km</w:delText>
               </w:r>
             </w:del>
-            <w:ins w:id="9044" w:author="Claude (AI) - proposed" w:date="2026-10-15T20:14:30Z">
+            <w:ins w:id="9044" w:author="Claude (AI) - proposed" w:date="2026-10-18T00:27:58Z">
               <w:r>
                 <w:rPr>
                   <w:rFonts w:ascii="Arial" w:cs="Arial" w:eastAsia="Arial" w:hAnsi="Arial"/>
@@ -2222,7 +2222,7 @@
               <w:spacing w:after="40" w:before="0"/>
               <w:jc w:val="left"/>
             </w:pPr>
-            <w:del w:id="9045" w:author="Claude (AI) - proposed" w:date="2026-10-15T20:14:30Z">
+            <w:del w:id="9045" w:author="Claude (AI) - proposed" w:date="2026-10-18T00:27:58Z">
               <w:r>
                 <w:rPr>
                   <w:rFonts w:ascii="Arial" w:cs="Arial" w:eastAsia="Arial" w:hAnsi="Arial"/>
@@ -2237,7 +2237,7 @@
                 <w:delText xml:space="preserve">Calculates</w:delText>
               </w:r>
             </w:del>
-            <w:ins w:id="9046" w:author="Claude (AI) - proposed" w:date="2026-10-15T20:14:30Z">
+            <w:ins w:id="9046" w:author="Claude (AI) - proposed" w:date="2026-10-18T00:27:58Z">
               <w:r>
                 <w:rPr>
                   <w:rFonts w:ascii="Arial" w:cs="Arial" w:eastAsia="Arial" w:hAnsi="Arial"/>
@@ -2285,7 +2285,7 @@
               <w:spacing w:after="40" w:before="0"/>
               <w:jc w:val="left"/>
             </w:pPr>
-            <w:del w:id="9047" w:author="Claude (AI) - proposed" w:date="2026-10-15T20:14:30Z">
+            <w:del w:id="9047" w:author="Claude (AI) - proposed" w:date="2026-10-18T00:27:58Z">
               <w:r>
                 <w:rPr>
                   <w:rFonts w:ascii="Arial" w:cs="Arial" w:eastAsia="Arial" w:hAnsi="Arial"/>
@@ -2300,7 +2300,7 @@
                 <w:delText xml:space="preserve">Cannot</w:delText>
               </w:r>
             </w:del>
-            <w:ins w:id="9048" w:author="Claude (AI) - proposed" w:date="2026-10-15T20:14:30Z">
+            <w:ins w:id="9048" w:author="Claude (AI) - proposed" w:date="2026-10-18T00:27:58Z">
               <w:r>
                 <w:rPr>
                   <w:rFonts w:ascii="Arial" w:cs="Arial" w:eastAsia="Arial" w:hAnsi="Arial"/>
@@ -2363,7 +2363,7 @@
               </w:rPr>
               <w:t xml:space="preserve">Position vectors, resultant, midpoint</w:t>
             </w:r>
-            <w:ins w:id="9049" w:author="Claude (AI) - proposed" w:date="2026-10-15T20:14:30Z">
+            <w:ins w:id="9049" w:author="Claude (AI) - proposed" w:date="2026-10-18T00:27:58Z">
               <w:r>
                 <w:rPr>
                   <w:rFonts w:ascii="Arial" w:cs="Arial" w:eastAsia="Arial" w:hAnsi="Arial"/>
@@ -2411,7 +2411,7 @@
               <w:spacing w:after="40" w:before="0"/>
               <w:jc w:val="left"/>
             </w:pPr>
-            <w:del w:id="9050" w:author="Claude (AI) - proposed" w:date="2026-10-15T20:14:30Z">
+            <w:del w:id="9050" w:author="Claude (AI) - proposed" w:date="2026-10-18T00:27:58Z">
               <w:r>
                 <w:rPr>
                   <w:rFonts w:ascii="Arial" w:cs="Arial" w:eastAsia="Arial" w:hAnsi="Arial"/>
@@ -2426,7 +2426,7 @@
                 <w:delText xml:space="preserve">Correctly</w:delText>
               </w:r>
             </w:del>
-            <w:ins w:id="9051" w:author="Claude (AI) - proposed" w:date="2026-10-15T20:14:30Z">
+            <w:ins w:id="9051" w:author="Claude (AI) - proposed" w:date="2026-10-18T00:27:58Z">
               <w:r>
                 <w:rPr>
                   <w:rFonts w:ascii="Arial" w:cs="Arial" w:eastAsia="Arial" w:hAnsi="Arial"/>
@@ -2454,7 +2454,7 @@
               </w:rPr>
               <w:t xml:space="preserve"> finds AB = (−3; −1), its magnitude, the midpoint (0.5; 2.5), the resultant (−1; 2), the scaled vectors</w:t>
             </w:r>
-            <w:ins w:id="9052" w:author="Claude (AI) - proposed" w:date="2026-10-15T20:14:30Z">
+            <w:ins w:id="9052" w:author="Claude (AI) - proposed" w:date="2026-10-18T00:27:58Z">
               <w:r>
                 <w:rPr>
                   <w:rFonts w:ascii="Arial" w:cs="Arial" w:eastAsia="Arial" w:hAnsi="Arial"/>
@@ -2502,7 +2502,7 @@
               <w:spacing w:after="40" w:before="0"/>
               <w:jc w:val="left"/>
             </w:pPr>
-            <w:del w:id="9053" w:author="Claude (AI) - proposed" w:date="2026-10-15T20:14:30Z">
+            <w:del w:id="9053" w:author="Claude (AI) - proposed" w:date="2026-10-18T00:27:58Z">
               <w:r>
                 <w:rPr>
                   <w:rFonts w:ascii="Arial" w:cs="Arial" w:eastAsia="Arial" w:hAnsi="Arial"/>
@@ -2517,7 +2517,7 @@
                 <w:delText xml:space="preserve">Gets</w:delText>
               </w:r>
             </w:del>
-            <w:ins w:id="9054" w:author="Claude (AI) - proposed" w:date="2026-10-15T20:14:30Z">
+            <w:ins w:id="9054" w:author="Claude (AI) - proposed" w:date="2026-10-18T00:27:58Z">
               <w:r>
                 <w:rPr>
                   <w:rFonts w:ascii="Arial" w:cs="Arial" w:eastAsia="Arial" w:hAnsi="Arial"/>
@@ -2565,7 +2565,7 @@
               <w:spacing w:after="40" w:before="0"/>
               <w:jc w:val="left"/>
             </w:pPr>
-            <w:del w:id="9055" w:author="Claude (AI) - proposed" w:date="2026-10-15T20:14:30Z">
+            <w:del w:id="9055" w:author="Claude (AI) - proposed" w:date="2026-10-18T00:27:58Z">
               <w:r>
                 <w:rPr>
                   <w:rFonts w:ascii="Arial" w:cs="Arial" w:eastAsia="Arial" w:hAnsi="Arial"/>
@@ -2580,7 +2580,7 @@
                 <w:delText xml:space="preserve">Makes</w:delText>
               </w:r>
             </w:del>
-            <w:ins w:id="9056" w:author="Claude (AI) - proposed" w:date="2026-10-15T20:14:30Z">
+            <w:ins w:id="9056" w:author="Claude (AI) - proposed" w:date="2026-10-18T00:27:58Z">
               <w:r>
                 <w:rPr>
                   <w:rFonts w:ascii="Arial" w:cs="Arial" w:eastAsia="Arial" w:hAnsi="Arial"/>
@@ -2663,7 +2663,7 @@
               <w:spacing w:after="40" w:before="0"/>
               <w:jc w:val="left"/>
             </w:pPr>
-            <w:del w:id="9057" w:author="Claude (AI) - proposed" w:date="2026-10-15T20:14:30Z">
+            <w:del w:id="9057" w:author="Claude (AI) - proposed" w:date="2026-10-18T00:27:58Z">
               <w:r>
                 <w:rPr>
                   <w:rFonts w:ascii="Arial" w:cs="Arial" w:eastAsia="Arial" w:hAnsi="Arial"/>
@@ -2678,7 +2678,7 @@
                 <w:delText xml:space="preserve">Gives</w:delText>
               </w:r>
             </w:del>
-            <w:ins w:id="9058" w:author="Claude (AI) - proposed" w:date="2026-10-15T20:14:30Z">
+            <w:ins w:id="9058" w:author="Claude (AI) - proposed" w:date="2026-10-18T00:27:58Z">
               <w:r>
                 <w:rPr>
                   <w:rFonts w:ascii="Arial" w:cs="Arial" w:eastAsia="Arial" w:hAnsi="Arial"/>
@@ -2706,7 +2706,7 @@
               </w:rPr>
               <w:t xml:space="preserve"> a coherent explanation using the vocabulary, the Part 2 evidence, and the multi-leg Nakuru journey</w:t>
             </w:r>
-            <w:ins w:id="9059" w:author="Claude (AI) - proposed" w:date="2026-10-15T20:14:30Z">
+            <w:ins w:id="9059" w:author="Claude (AI) - proposed" w:date="2026-10-18T00:27:58Z">
               <w:r>
                 <w:rPr>
                   <w:rFonts w:ascii="Arial" w:cs="Arial" w:eastAsia="Arial" w:hAnsi="Arial"/>
@@ -2754,7 +2754,7 @@
               <w:spacing w:after="40" w:before="0"/>
               <w:jc w:val="left"/>
             </w:pPr>
-            <w:del w:id="9060" w:author="Claude (AI) - proposed" w:date="2026-10-15T20:14:30Z">
+            <w:del w:id="9060" w:author="Claude (AI) - proposed" w:date="2026-10-18T00:27:58Z">
               <w:r>
                 <w:rPr>
                   <w:rFonts w:ascii="Arial" w:cs="Arial" w:eastAsia="Arial" w:hAnsi="Arial"/>
@@ -2769,7 +2769,7 @@
                 <w:delText xml:space="preserve">Answers</w:delText>
               </w:r>
             </w:del>
-            <w:ins w:id="9061" w:author="Claude (AI) - proposed" w:date="2026-10-15T20:14:30Z">
+            <w:ins w:id="9061" w:author="Claude (AI) - proposed" w:date="2026-10-18T00:27:58Z">
               <w:r>
                 <w:rPr>
                   <w:rFonts w:ascii="Arial" w:cs="Arial" w:eastAsia="Arial" w:hAnsi="Arial"/>
@@ -2817,7 +2817,7 @@
               <w:spacing w:after="40" w:before="0"/>
               <w:jc w:val="left"/>
             </w:pPr>
-            <w:del w:id="9062" w:author="Claude (AI) - proposed" w:date="2026-10-15T20:14:30Z">
+            <w:del w:id="9062" w:author="Claude (AI) - proposed" w:date="2026-10-18T00:27:58Z">
               <w:r>
                 <w:rPr>
                   <w:rFonts w:ascii="Arial" w:cs="Arial" w:eastAsia="Arial" w:hAnsi="Arial"/>
@@ -2832,7 +2832,7 @@
                 <w:delText xml:space="preserve">Gives</w:delText>
               </w:r>
             </w:del>
-            <w:ins w:id="9063" w:author="Claude (AI) - proposed" w:date="2026-10-15T20:14:30Z">
+            <w:ins w:id="9063" w:author="Claude (AI) - proposed" w:date="2026-10-18T00:27:58Z">
               <w:r>
                 <w:rPr>
                   <w:rFonts w:ascii="Arial" w:cs="Arial" w:eastAsia="Arial" w:hAnsi="Arial"/>
@@ -2982,7 +2982,7 @@
         </w:rPr>
         <w:t xml:space="preserve">© 2026 SeaVuria and ARES. This work is licensed under a </w:t>
       </w:r>
-      <w:hyperlink w:history="1" r:id="rIdl9kg_okngc9r01kvcd6fk">
+      <w:hyperlink w:history="1" r:id="rIdpf18xv8aq2wrffdm4xi_5">
         <w:r>
           <w:rPr>
             <w:rFonts w:ascii="Arial" w:cs="Arial" w:eastAsia="Arial" w:hAnsi="Arial"/>
@@ -3002,7 +3002,7 @@
         </w:rPr>
         <w:t xml:space="preserve"> (</w:t>
       </w:r>
-      <w:hyperlink w:history="1" r:id="rIdigg9emgknfap6lwdm31ex">
+      <w:hyperlink w:history="1" r:id="rIdkixlibl0e5v3qcg8zbss0">
         <w:r>
           <w:rPr>
             <w:rFonts w:ascii="Arial" w:cs="Arial" w:eastAsia="Arial" w:hAnsi="Arial"/>
@@ -3022,7 +3022,7 @@
         </w:rPr>
         <w:t xml:space="preserve">). To view a copy of this license, visit </w:t>
       </w:r>
-      <w:hyperlink w:history="1" r:id="rIdorv4lgdnesh1qiryi48ao">
+      <w:hyperlink w:history="1" r:id="rIdyxfnvg5go-ssosrlqlulo">
         <w:r>
           <w:rPr>
             <w:rFonts w:ascii="Arial" w:cs="Arial" w:eastAsia="Arial" w:hAnsi="Arial"/>
